--- a/docs/konkurs/02_Pasport_Kravira_Protocol.docx
+++ b/docs/konkurs/02_Pasport_Kravira_Protocol.docx
@@ -1429,7 +1429,7 @@
           </w:tcPr>
           <w:p>
             <w:r>
-              <w:t>Веб-сервис и API; корпус ~478 протоколов, 482+ правил; документация для Минздрава/МИС; пилот на площадке Кравиры; проработка интеграции с МИС «Айболит» (EPAM).</w:t>
+              <w:t>Веб-сервис и API (FastAPI); корпус ~478 протоколов Минздрава, 482+ правил; tiering L0/L1/L2; чек-лист ЦИСЗ 3.2.1; документация architecture-kravira-fhir-mis.pdf. Пилот на площадке МЦ «Кравира» (приказ директора о пилоте - оформляется до 01.08.2026). Переговоры с EPAM о интеграции L0 API в МИС «Айболит» (письмо о намерениях - до 01.08.2026).</w:t>
             </w:r>
           </w:p>
         </w:tc>

--- a/docs/konkurs/02_Pasport_Kravira_Protocol.docx
+++ b/docs/konkurs/02_Pasport_Kravira_Protocol.docx
@@ -1069,7 +1069,7 @@
               <w:br/>
               <w:t>Пояснения:</w:t>
               <w:br/>
-              <w:t>Используются объекты ИС участника. Исходный код и база правил - исключительные права МЦ «Кравира» (договоры с разработчиками). Регистрация программы для ЭВМ в НЦИС. Режим коммерческой тайны для каталога правил. Патентная чистота: открытые PDF Минздрава, FHIR BY, собственная реализация.</w:t>
+              <w:t>Используются объекты ИС участника. Исходный код и база правил - исключительные права МЦ «Кравира» (договоры с разработчиками). Регистрация программы для ЭВМ в НЦИС (БелГИСС). Режим коммерческой тайны для каталога правил и конфигураций gate. Патентная чистота: открытые PDF Минздрава, FHIR BY, собственная реализация scoring и send_gate. Лицензирование B2B - договор оказания услуг / лицензионный договор на API.</w:t>
             </w:r>
           </w:p>
         </w:tc>
